--- a/References/APA Reference List.docx
+++ b/References/APA Reference List.docx
@@ -12,15 +12,71 @@
         <w:jc w:val="left"/>
       </w:pPr>
       <w:r>
-        <w:t xml:space="preserve">Friedman, J., Hastie, T., &amp; </w:t>
-      </w:r>
-      <w:proofErr w:type="spellStart"/>
-      <w:r>
-        <w:t>Tibshirani</w:t>
-      </w:r>
-      <w:proofErr w:type="spellEnd"/>
-      <w:r>
-        <w:t xml:space="preserve">, R. (2008). Sparse inverse covariance estimation with the graphical lasso. </w:t>
+        <w:t xml:space="preserve">Eulalio, T., Sun, M. W., Gevaert, O., Greicius, M. D., Montine, T. J., Nachun, D., &amp; Montgomery, S. B. (2025). regionalpcs improve discovery of DNA methylation associations with complex traits. </w:t>
+      </w:r>
+      <w:r>
+        <w:rPr>
+          <w:i/>
+          <w:iCs/>
+        </w:rPr>
+        <w:t>Nature Communications</w:t>
+      </w:r>
+      <w:r>
+        <w:t xml:space="preserve">, </w:t>
+      </w:r>
+      <w:r>
+        <w:rPr>
+          <w:i/>
+          <w:iCs/>
+        </w:rPr>
+        <w:t>16</w:t>
+      </w:r>
+      <w:r>
+        <w:t xml:space="preserve">(1), 368. </w:t>
+      </w:r>
+      <w:hyperlink r:id="rId7" w:tgtFrame="_blank" w:history="1">
+        <w:r>
+          <w:rPr>
+            <w:rStyle w:val="Hyperlink"/>
+          </w:rPr>
+          <w:t>https://doi.org/10.1038/s41467-024-55698-6</w:t>
+        </w:r>
+      </w:hyperlink>
+    </w:p>
+    <w:p>
+      <w:pPr>
+        <w:pStyle w:val="ListParagraph"/>
+        <w:numPr>
+          <w:ilvl w:val="0"/>
+          <w:numId w:val="1"/>
+        </w:numPr>
+        <w:jc w:val="left"/>
+      </w:pPr>
+      <w:r>
+        <w:t xml:space="preserve">Foygel, R., &amp; Drton, M. (n.d.). </w:t>
+      </w:r>
+      <w:r>
+        <w:rPr>
+          <w:i/>
+          <w:iCs/>
+        </w:rPr>
+        <w:t>Extended Bayesian Information Criteria for Gaussian Graphical Models</w:t>
+      </w:r>
+      <w:r>
+        <w:t>.</w:t>
+      </w:r>
+    </w:p>
+    <w:p>
+      <w:pPr>
+        <w:pStyle w:val="ListParagraph"/>
+        <w:numPr>
+          <w:ilvl w:val="0"/>
+          <w:numId w:val="1"/>
+        </w:numPr>
+        <w:jc w:val="left"/>
+      </w:pPr>
+      <w:r>
+        <w:t xml:space="preserve">Friedman, J., Hastie, T., &amp; Tibshirani, R. (2008). Sparse inverse covariance estimation with the graphical lasso. </w:t>
       </w:r>
       <w:r>
         <w:rPr>
@@ -42,7 +98,7 @@
       <w:r>
         <w:t xml:space="preserve">(3), 432–441. </w:t>
       </w:r>
-      <w:hyperlink r:id="rId7" w:tgtFrame="_blank" w:history="1">
+      <w:hyperlink r:id="rId8" w:tgtFrame="_blank" w:history="1">
         <w:r>
           <w:rPr>
             <w:rStyle w:val="Hyperlink"/>
@@ -61,50 +117,23 @@
         <w:jc w:val="left"/>
       </w:pPr>
       <w:r>
-        <w:t xml:space="preserve">Eulalio, T., Sun, M. W., Gevaert, O., Greicius, M. D., Montine, T. J., </w:t>
-      </w:r>
-      <w:proofErr w:type="spellStart"/>
-      <w:r>
-        <w:t>Nachun</w:t>
-      </w:r>
-      <w:proofErr w:type="spellEnd"/>
-      <w:r>
-        <w:t xml:space="preserve">, D., &amp; Montgomery, S. B. (2025). </w:t>
-      </w:r>
-      <w:proofErr w:type="spellStart"/>
-      <w:r>
-        <w:t>regionalpcs</w:t>
-      </w:r>
-      <w:proofErr w:type="spellEnd"/>
-      <w:r>
-        <w:t xml:space="preserve"> improve discovery of DNA methylation associations with complex traits. </w:t>
-      </w:r>
-      <w:r>
-        <w:rPr>
-          <w:i/>
-          <w:iCs/>
-        </w:rPr>
-        <w:t>Nature Communications</w:t>
+        <w:t xml:space="preserve">Heryanto, Y. D., Katayama, K., &amp; Imoto, S. (2022). Analyzing integrated network of methylation and gene expression profiles in lung squamous cell carcinoma. </w:t>
+      </w:r>
+      <w:r>
+        <w:t>Scientific Reports</w:t>
       </w:r>
       <w:r>
         <w:t xml:space="preserve">, </w:t>
       </w:r>
       <w:r>
-        <w:rPr>
-          <w:i/>
-          <w:iCs/>
-        </w:rPr>
-        <w:t>16</w:t>
-      </w:r>
-      <w:r>
-        <w:t xml:space="preserve">(1), 368. </w:t>
-      </w:r>
-      <w:hyperlink r:id="rId8" w:tgtFrame="_blank" w:history="1">
+        <w:t>12</w:t>
+      </w:r>
+      <w:r>
+        <w:t xml:space="preserve">(1), 15799. </w:t>
+      </w:r>
+      <w:hyperlink r:id="rId9" w:history="1">
         <w:r>
-          <w:rPr>
-            <w:rStyle w:val="Hyperlink"/>
-          </w:rPr>
-          <w:t>https://doi.org/10.1038/s41467-024-55698-6</w:t>
+          <w:t>https://doi.org/10.1038/s41598-022-20232-5</w:t>
         </w:r>
       </w:hyperlink>
     </w:p>
@@ -118,56 +147,7 @@
         <w:jc w:val="left"/>
       </w:pPr>
       <w:r>
-        <w:t xml:space="preserve">Smyth, G. K. (2004). Linear Models and Empirical Bayes Methods for Assessing Differential Expression in Microarray Experiments. </w:t>
-      </w:r>
-      <w:r>
-        <w:rPr>
-          <w:i/>
-          <w:iCs/>
-        </w:rPr>
-        <w:t>Statistical Applications in Genetics and Molecular Biology</w:t>
-      </w:r>
-      <w:r>
-        <w:t xml:space="preserve">, </w:t>
-      </w:r>
-      <w:r>
-        <w:rPr>
-          <w:i/>
-          <w:iCs/>
-        </w:rPr>
-        <w:t>3</w:t>
-      </w:r>
-      <w:r>
-        <w:t xml:space="preserve">(1), 1–25. </w:t>
-      </w:r>
-      <w:hyperlink r:id="rId9" w:tgtFrame="_blank" w:history="1">
-        <w:r>
-          <w:rPr>
-            <w:rStyle w:val="Hyperlink"/>
-          </w:rPr>
-          <w:t>https://doi.org/10.2202/1544-6115.1027</w:t>
-        </w:r>
-      </w:hyperlink>
-    </w:p>
-    <w:p>
-      <w:pPr>
-        <w:pStyle w:val="ListParagraph"/>
-        <w:numPr>
-          <w:ilvl w:val="0"/>
-          <w:numId w:val="1"/>
-        </w:numPr>
-        <w:jc w:val="left"/>
-      </w:pPr>
-      <w:r>
-        <w:t xml:space="preserve">McDavid, A., Gottardo, R., Simon, N., &amp; </w:t>
-      </w:r>
-      <w:proofErr w:type="spellStart"/>
-      <w:r>
-        <w:t>Drton</w:t>
-      </w:r>
-      <w:proofErr w:type="spellEnd"/>
-      <w:r>
-        <w:t xml:space="preserve">, M. (2019). GRAPHICAL MODELS FOR ZERO-INFLATED SINGLE CELL GENE EXPRESSION. </w:t>
+        <w:t xml:space="preserve">McDavid, A., Gottardo, R., Simon, N., &amp; Drton, M. (2019). GRAPHICAL MODELS FOR ZERO-INFLATED SINGLE CELL GENE EXPRESSION. </w:t>
       </w:r>
       <w:r>
         <w:rPr>
@@ -207,32 +187,20 @@
         </w:numPr>
         <w:jc w:val="left"/>
       </w:pPr>
-      <w:proofErr w:type="spellStart"/>
-      <w:r>
-        <w:t>Foygel</w:t>
-      </w:r>
-      <w:proofErr w:type="spellEnd"/>
-      <w:r>
-        <w:t xml:space="preserve">, R., &amp; </w:t>
-      </w:r>
-      <w:proofErr w:type="spellStart"/>
-      <w:r>
-        <w:t>Drton</w:t>
-      </w:r>
-      <w:proofErr w:type="spellEnd"/>
-      <w:r>
-        <w:t xml:space="preserve">, M. (n.d.). </w:t>
-      </w:r>
-      <w:r>
-        <w:rPr>
-          <w:i/>
-          <w:iCs/>
-        </w:rPr>
-        <w:t>Extended Bayesian Information Criteria for Gaussian Graphical Models</w:t>
-      </w:r>
-      <w:r>
-        <w:t>.</w:t>
-      </w:r>
+      <w:r>
+        <w:t xml:space="preserve">Shen, R. S., Parker, D., Chen, A. A., Yerys, B. E., Tunç, B., Roberts, T. P. L., Shinohara, R. T., &amp; Verma, R. (2024). </w:t>
+      </w:r>
+      <w:r>
+        <w:t>Big Data, Small Bias: Harmonizing Diffusion MRI-Based Structural Connectomes to Mitigate Site-Related Bias in Data Integration</w:t>
+      </w:r>
+      <w:r>
+        <w:t xml:space="preserve"> (p. 2024.10.08.617340). bioRxiv. </w:t>
+      </w:r>
+      <w:hyperlink r:id="rId11" w:history="1">
+        <w:r>
+          <w:t>https://doi.org/10.1101/2024.10.08.617340</w:t>
+        </w:r>
+      </w:hyperlink>
     </w:p>
     <w:p>
       <w:pPr>
@@ -244,15 +212,48 @@
         <w:jc w:val="left"/>
       </w:pPr>
       <w:r>
-        <w:t xml:space="preserve">W. Lee, S. Lee and K. Han, "Constructing a Cancer Patient-Specific Network Based on Second-Order Partial Correlations of Gene Expression and DNA Methylation," in IEEE/ACM Transactions on Computational Biology and Bioinformatics, vol. 20, no. 1, pp. 266-276, 1 Jan.-Feb. 2023, </w:t>
-      </w:r>
-      <w:proofErr w:type="spellStart"/>
-      <w:r>
-        <w:t>doi</w:t>
-      </w:r>
-      <w:proofErr w:type="spellEnd"/>
-      <w:r>
-        <w:t>: 10.1109/TCBB.2022.3145796.</w:t>
+        <w:t xml:space="preserve">Smyth, G. K. (2004). Linear Models and Empirical Bayes Methods for Assessing Differential Expression in Microarray Experiments. </w:t>
+      </w:r>
+      <w:r>
+        <w:rPr>
+          <w:i/>
+          <w:iCs/>
+        </w:rPr>
+        <w:t>Statistical Applications in Genetics and Molecular Biology</w:t>
+      </w:r>
+      <w:r>
+        <w:t xml:space="preserve">, </w:t>
+      </w:r>
+      <w:r>
+        <w:rPr>
+          <w:i/>
+          <w:iCs/>
+        </w:rPr>
+        <w:t>3</w:t>
+      </w:r>
+      <w:r>
+        <w:t xml:space="preserve">(1), 1–25. </w:t>
+      </w:r>
+      <w:hyperlink r:id="rId12" w:tgtFrame="_blank" w:history="1">
+        <w:r>
+          <w:rPr>
+            <w:rStyle w:val="Hyperlink"/>
+          </w:rPr>
+          <w:t>https://doi.org/10.2202/1544-6115.1027</w:t>
+        </w:r>
+      </w:hyperlink>
+    </w:p>
+    <w:p>
+      <w:pPr>
+        <w:pStyle w:val="ListParagraph"/>
+        <w:numPr>
+          <w:ilvl w:val="0"/>
+          <w:numId w:val="1"/>
+        </w:numPr>
+        <w:jc w:val="left"/>
+      </w:pPr>
+      <w:r>
+        <w:t>W. Lee, S. Lee and K. Han, "Constructing a Cancer Patient-Specific Network Based on Second-Order Partial Correlations of Gene Expression and DNA Methylation," in IEEE/ACM Transactions on Computational Biology and Bioinformatics, vol. 20, no. 1, pp. 266-276, 1 Jan.-Feb. 2023, doi: 10.1109/TCBB.2022.3145796.</w:t>
       </w:r>
     </w:p>
     <w:sectPr>
